--- a/Setup.docx
+++ b/Setup.docx
@@ -45,7 +45,15 @@
         </w:numPr>
       </w:pPr>
       <w:r>
-        <w:t>Setup vector db (docker)</w:t>
+        <w:t xml:space="preserve">Setup vector </w:t>
+      </w:r>
+      <w:proofErr w:type="spellStart"/>
+      <w:r>
+        <w:t>db</w:t>
+      </w:r>
+      <w:proofErr w:type="spellEnd"/>
+      <w:r>
+        <w:t xml:space="preserve"> (docker)</w:t>
       </w:r>
     </w:p>
     <w:p>
@@ -57,8 +65,29 @@
         </w:numPr>
       </w:pPr>
       <w:r>
-        <w:t>pip install -qU langchain-community pypdf</w:t>
-      </w:r>
+        <w:t>pip install -</w:t>
+      </w:r>
+      <w:proofErr w:type="spellStart"/>
+      <w:r>
+        <w:t>qU</w:t>
+      </w:r>
+      <w:proofErr w:type="spellEnd"/>
+      <w:r>
+        <w:t xml:space="preserve"> </w:t>
+      </w:r>
+      <w:proofErr w:type="spellStart"/>
+      <w:r>
+        <w:t>langchain</w:t>
+      </w:r>
+      <w:proofErr w:type="spellEnd"/>
+      <w:r>
+        <w:t xml:space="preserve">-community </w:t>
+      </w:r>
+      <w:proofErr w:type="spellStart"/>
+      <w:r>
+        <w:t>pypdf</w:t>
+      </w:r>
+      <w:proofErr w:type="spellEnd"/>
       <w:r>
         <w:t xml:space="preserve">          // for loading file</w:t>
       </w:r>
@@ -72,7 +101,23 @@
         </w:numPr>
       </w:pPr>
       <w:r>
-        <w:t>pip install -qU langchain-</w:t>
+        <w:t>pip install -</w:t>
+      </w:r>
+      <w:proofErr w:type="spellStart"/>
+      <w:r>
+        <w:t>qU</w:t>
+      </w:r>
+      <w:proofErr w:type="spellEnd"/>
+      <w:r>
+        <w:t xml:space="preserve"> </w:t>
+      </w:r>
+      <w:proofErr w:type="spellStart"/>
+      <w:r>
+        <w:t>langchain</w:t>
+      </w:r>
+      <w:proofErr w:type="spellEnd"/>
+      <w:r>
+        <w:t>-</w:t>
       </w:r>
       <w:r>
         <w:t>text-splitters</w:t>
@@ -100,8 +145,21 @@
         </w:numPr>
       </w:pPr>
       <w:r>
-        <w:t>pip install -qU langchain-openai</w:t>
-      </w:r>
+        <w:t>pip install -</w:t>
+      </w:r>
+      <w:proofErr w:type="spellStart"/>
+      <w:r>
+        <w:t>qU</w:t>
+      </w:r>
+      <w:proofErr w:type="spellEnd"/>
+      <w:r>
+        <w:t xml:space="preserve"> </w:t>
+      </w:r>
+      <w:proofErr w:type="spellStart"/>
+      <w:r>
+        <w:t>langchain-openai</w:t>
+      </w:r>
+      <w:proofErr w:type="spellEnd"/>
       <w:r>
         <w:t xml:space="preserve">   </w:t>
       </w:r>
@@ -122,7 +180,23 @@
         </w:numPr>
       </w:pPr>
       <w:r>
-        <w:t xml:space="preserve">pip install -qU langchain-qdrant </w:t>
+        <w:t>pip install -</w:t>
+      </w:r>
+      <w:proofErr w:type="spellStart"/>
+      <w:r>
+        <w:t>qU</w:t>
+      </w:r>
+      <w:proofErr w:type="spellEnd"/>
+      <w:r>
+        <w:t xml:space="preserve"> </w:t>
+      </w:r>
+      <w:proofErr w:type="spellStart"/>
+      <w:r>
+        <w:t>langchain-qdrant</w:t>
+      </w:r>
+      <w:proofErr w:type="spellEnd"/>
+      <w:r>
+        <w:t xml:space="preserve"> </w:t>
       </w:r>
       <w:r>
         <w:t xml:space="preserve">   </w:t>
@@ -132,8 +206,13 @@
       </w:r>
       <w:r>
         <w:tab/>
-        <w:t>// stores your chunks in vector db</w:t>
-      </w:r>
+        <w:t xml:space="preserve">// stores your chunks in vector </w:t>
+      </w:r>
+      <w:proofErr w:type="spellStart"/>
+      <w:r>
+        <w:t>db</w:t>
+      </w:r>
+      <w:proofErr w:type="spellEnd"/>
     </w:p>
     <w:p>
       <w:r>
@@ -170,6 +249,924 @@
       <w:r>
         <w:br/>
       </w:r>
+    </w:p>
+    <w:p>
+      <w:pPr>
+        <w:pStyle w:val="NoSpacing"/>
+      </w:pPr>
+      <w:r>
+        <w:t>Also need vector database.</w:t>
+      </w:r>
+    </w:p>
+    <w:p>
+      <w:pPr>
+        <w:pStyle w:val="NoSpacing"/>
+      </w:pPr>
+      <w:r>
+        <w:t>For queue to work we are going to use RQ</w:t>
+      </w:r>
+      <w:r>
+        <w:t xml:space="preserve"> (</w:t>
+      </w:r>
+      <w:proofErr w:type="spellStart"/>
+      <w:r>
+        <w:t>valkey</w:t>
+      </w:r>
+      <w:proofErr w:type="spellEnd"/>
+      <w:r>
+        <w:t>)</w:t>
+      </w:r>
+    </w:p>
+    <w:p>
+      <w:pPr>
+        <w:pStyle w:val="NoSpacing"/>
+      </w:pPr>
+      <w:r>
+        <w:t>docker compose up -d</w:t>
+      </w:r>
+      <w:r>
+        <w:t xml:space="preserve">  </w:t>
+      </w:r>
+      <w:r>
+        <w:br/>
+        <w:t>Two services you are running you need to work.</w:t>
+      </w:r>
+      <w:r>
+        <w:t xml:space="preserve"> (</w:t>
+      </w:r>
+      <w:proofErr w:type="spellStart"/>
+      <w:r>
+        <w:t>valkey</w:t>
+      </w:r>
+      <w:proofErr w:type="spellEnd"/>
+      <w:r>
+        <w:t xml:space="preserve"> and vector)</w:t>
+      </w:r>
+      <w:r>
+        <w:tab/>
+      </w:r>
+    </w:p>
+    <w:p>
+      <w:pPr>
+        <w:pStyle w:val="NoSpacing"/>
+      </w:pPr>
+    </w:p>
+    <w:p>
+      <w:pPr>
+        <w:pStyle w:val="NoSpacing"/>
+      </w:pPr>
+      <w:r>
+        <w:t xml:space="preserve">pip install </w:t>
+      </w:r>
+      <w:proofErr w:type="spellStart"/>
+      <w:r>
+        <w:t>rq</w:t>
+      </w:r>
+      <w:proofErr w:type="spellEnd"/>
+      <w:r>
+        <w:t xml:space="preserve"> -&gt; for setup RQ</w:t>
+      </w:r>
+    </w:p>
+    <w:p>
+      <w:pPr>
+        <w:pStyle w:val="NoSpacing"/>
+      </w:pPr>
+      <w:r>
+        <w:t>Lets create an __</w:t>
+      </w:r>
+      <w:proofErr w:type="spellStart"/>
+      <w:r>
+        <w:t>init</w:t>
+      </w:r>
+      <w:proofErr w:type="spellEnd"/>
+      <w:r>
+        <w:t>__ file to make it module.</w:t>
+      </w:r>
+    </w:p>
+    <w:p>
+      <w:pPr>
+        <w:pStyle w:val="NoSpacing"/>
+      </w:pPr>
+      <w:r>
+        <w:t xml:space="preserve">The </w:t>
+      </w:r>
+      <w:proofErr w:type="spellStart"/>
+      <w:r>
+        <w:t>process_query</w:t>
+      </w:r>
+      <w:proofErr w:type="spellEnd"/>
+      <w:r>
+        <w:t xml:space="preserve"> will run inside a queue worker</w:t>
+      </w:r>
+      <w:r>
+        <w:t>, we are not going to run</w:t>
+      </w:r>
+    </w:p>
+    <w:p>
+      <w:pPr>
+        <w:pStyle w:val="NoSpacing"/>
+      </w:pPr>
+    </w:p>
+    <w:p>
+      <w:pPr>
+        <w:pStyle w:val="NoSpacing"/>
+      </w:pPr>
+      <w:r>
+        <w:t xml:space="preserve">How to run main file -&gt; python -m </w:t>
+      </w:r>
+      <w:proofErr w:type="spellStart"/>
+      <w:r>
+        <w:t>raq_queue.main</w:t>
+      </w:r>
+      <w:proofErr w:type="spellEnd"/>
+    </w:p>
+    <w:p>
+      <w:pPr>
+        <w:pStyle w:val="NoSpacing"/>
+      </w:pPr>
+    </w:p>
+    <w:p>
+      <w:pPr>
+        <w:pStyle w:val="NoSpacing"/>
+      </w:pPr>
+      <w:r>
+        <w:rPr>
+          <w:b/>
+          <w:bCs/>
+        </w:rPr>
+        <w:t>From POST/chat (mess)</w:t>
+      </w:r>
+      <w:r>
+        <w:t xml:space="preserve"> -&gt; we enqueue the message into the queue -&gt; then our processor function will take that message and process that and store the data in </w:t>
+      </w:r>
+      <w:r>
+        <w:t>Reddis</w:t>
+      </w:r>
+      <w:r>
+        <w:t>.</w:t>
+      </w:r>
+      <w:r>
+        <w:t xml:space="preserve"> And fetch the result /result (end point)</w:t>
+      </w:r>
+    </w:p>
+    <w:p>
+      <w:pPr>
+        <w:pStyle w:val="NoSpacing"/>
+      </w:pPr>
+    </w:p>
+    <w:p>
+      <w:pPr>
+        <w:pStyle w:val="NoSpacing"/>
+      </w:pPr>
+      <w:r>
+        <w:t xml:space="preserve"># First create virtual environment  -&gt; python -m </w:t>
+      </w:r>
+      <w:proofErr w:type="spellStart"/>
+      <w:r>
+        <w:t>venv</w:t>
+      </w:r>
+      <w:proofErr w:type="spellEnd"/>
+      <w:r>
+        <w:t xml:space="preserve"> </w:t>
+      </w:r>
+      <w:proofErr w:type="spellStart"/>
+      <w:r>
+        <w:t>venv</w:t>
+      </w:r>
+      <w:proofErr w:type="spellEnd"/>
+    </w:p>
+    <w:p>
+      <w:pPr>
+        <w:pStyle w:val="NoSpacing"/>
+      </w:pPr>
+      <w:r>
+        <w:t># Active the environment -&gt; ./</w:t>
+      </w:r>
+      <w:proofErr w:type="spellStart"/>
+      <w:r>
+        <w:t>venv</w:t>
+      </w:r>
+      <w:proofErr w:type="spellEnd"/>
+      <w:r>
+        <w:t>/Scripts/Activate.ps1</w:t>
+      </w:r>
+    </w:p>
+    <w:p>
+      <w:pPr>
+        <w:pStyle w:val="NoSpacing"/>
+      </w:pPr>
+    </w:p>
+    <w:p>
+      <w:pPr>
+        <w:pStyle w:val="NoSpacing"/>
+      </w:pPr>
+      <w:r>
+        <w:t>pip freeze &gt; requirements.txt</w:t>
+      </w:r>
+    </w:p>
+    <w:p>
+      <w:pPr>
+        <w:pStyle w:val="NoSpacing"/>
+      </w:pPr>
+    </w:p>
+    <w:p>
+      <w:pPr>
+        <w:pStyle w:val="NoSpacing"/>
+      </w:pPr>
+      <w:r>
+        <w:t>##   T</w:t>
+      </w:r>
+      <w:r>
+        <w:t xml:space="preserve">aking 15 sec to response </w:t>
+      </w:r>
+      <w:r>
+        <w:t>(final output)</w:t>
+      </w:r>
+    </w:p>
+    <w:p>
+      <w:pPr>
+        <w:pStyle w:val="NoSpacing"/>
+      </w:pPr>
+    </w:p>
+    <w:p>
+      <w:pPr>
+        <w:pStyle w:val="NoSpacing"/>
+      </w:pPr>
+    </w:p>
+    <w:p>
+      <w:pPr>
+        <w:pStyle w:val="NoSpacing"/>
+      </w:pPr>
+    </w:p>
+    <w:p>
+      <w:pPr>
+        <w:pStyle w:val="NoSpacing"/>
+      </w:pPr>
+    </w:p>
+    <w:p>
+      <w:pPr>
+        <w:pStyle w:val="NoSpacing"/>
+      </w:pPr>
+    </w:p>
+    <w:p>
+      <w:pPr>
+        <w:pStyle w:val="NoSpacing"/>
+      </w:pPr>
+    </w:p>
+    <w:p>
+      <w:pPr>
+        <w:pStyle w:val="NoSpacing"/>
+      </w:pPr>
+    </w:p>
+    <w:p>
+      <w:pPr>
+        <w:pStyle w:val="NoSpacing"/>
+      </w:pPr>
+    </w:p>
+    <w:p>
+      <w:pPr>
+        <w:pStyle w:val="NoSpacing"/>
+      </w:pPr>
+    </w:p>
+    <w:p>
+      <w:pPr>
+        <w:pStyle w:val="NoSpacing"/>
+      </w:pPr>
+    </w:p>
+    <w:p>
+      <w:pPr>
+        <w:pStyle w:val="NoSpacing"/>
+      </w:pPr>
+    </w:p>
+    <w:p>
+      <w:pPr>
+        <w:pStyle w:val="NoSpacing"/>
+      </w:pPr>
+    </w:p>
+    <w:p>
+      <w:pPr>
+        <w:pStyle w:val="NoSpacing"/>
+      </w:pPr>
+    </w:p>
+    <w:p>
+      <w:pPr>
+        <w:pStyle w:val="NoSpacing"/>
+      </w:pPr>
+    </w:p>
+    <w:p>
+      <w:pPr>
+        <w:pStyle w:val="NoSpacing"/>
+        <w:rPr>
+          <w:rFonts w:ascii="Segoe UI Emoji" w:hAnsi="Segoe UI Emoji" w:cs="Segoe UI Emoji"/>
+          <w:b/>
+          <w:bCs/>
+        </w:rPr>
+      </w:pPr>
+    </w:p>
+    <w:p>
+      <w:pPr>
+        <w:pStyle w:val="NoSpacing"/>
+        <w:rPr>
+          <w:b/>
+          <w:bCs/>
+        </w:rPr>
+      </w:pPr>
+      <w:r>
+        <w:rPr>
+          <w:rFonts w:ascii="Segoe UI Emoji" w:hAnsi="Segoe UI Emoji" w:cs="Segoe UI Emoji"/>
+          <w:b/>
+          <w:bCs/>
+        </w:rPr>
+        <w:t>🤖</w:t>
+      </w:r>
+      <w:r>
+        <w:rPr>
+          <w:b/>
+          <w:bCs/>
+        </w:rPr>
+        <w:t xml:space="preserve"> 25+ REAL QUESTIONS Your HR Bot Can Now Answer</w:t>
+      </w:r>
+    </w:p>
+    <w:p>
+      <w:pPr>
+        <w:pStyle w:val="NoSpacing"/>
+      </w:pPr>
+      <w:r>
+        <w:t>Once this PDF is ingested into your RAG pipeline, users can ask:</w:t>
+      </w:r>
+    </w:p>
+    <w:p>
+      <w:pPr>
+        <w:pStyle w:val="NoSpacing"/>
+        <w:rPr>
+          <w:b/>
+          <w:bCs/>
+        </w:rPr>
+      </w:pPr>
+      <w:r>
+        <w:rPr>
+          <w:b/>
+          <w:bCs/>
+        </w:rPr>
+        <w:t>Leave &amp; Attendance</w:t>
+      </w:r>
+    </w:p>
+    <w:p>
+      <w:pPr>
+        <w:pStyle w:val="NoSpacing"/>
+        <w:numPr>
+          <w:ilvl w:val="0"/>
+          <w:numId w:val="2"/>
+        </w:numPr>
+      </w:pPr>
+      <w:r>
+        <w:t>How many sick leaves do I get per year?</w:t>
+      </w:r>
+    </w:p>
+    <w:p>
+      <w:pPr>
+        <w:pStyle w:val="NoSpacing"/>
+        <w:numPr>
+          <w:ilvl w:val="0"/>
+          <w:numId w:val="2"/>
+        </w:numPr>
+      </w:pPr>
+      <w:r>
+        <w:t>Can I carry forward privilege leave?</w:t>
+      </w:r>
+    </w:p>
+    <w:p>
+      <w:pPr>
+        <w:pStyle w:val="NoSpacing"/>
+        <w:numPr>
+          <w:ilvl w:val="0"/>
+          <w:numId w:val="2"/>
+        </w:numPr>
+      </w:pPr>
+      <w:r>
+        <w:t>Can casual leave be combined with PL?</w:t>
+      </w:r>
+    </w:p>
+    <w:p>
+      <w:pPr>
+        <w:pStyle w:val="NoSpacing"/>
+        <w:numPr>
+          <w:ilvl w:val="0"/>
+          <w:numId w:val="2"/>
+        </w:numPr>
+      </w:pPr>
+      <w:r>
+        <w:t>What happens if I exhaust all my leaves?</w:t>
+      </w:r>
+    </w:p>
+    <w:p>
+      <w:pPr>
+        <w:pStyle w:val="NoSpacing"/>
+        <w:numPr>
+          <w:ilvl w:val="0"/>
+          <w:numId w:val="2"/>
+        </w:numPr>
+      </w:pPr>
+      <w:r>
+        <w:t>Is leave encashment allowed?</w:t>
+      </w:r>
+    </w:p>
+    <w:p>
+      <w:pPr>
+        <w:pStyle w:val="NoSpacing"/>
+        <w:rPr>
+          <w:b/>
+          <w:bCs/>
+        </w:rPr>
+      </w:pPr>
+      <w:r>
+        <w:rPr>
+          <w:b/>
+          <w:bCs/>
+        </w:rPr>
+        <w:t>Work &amp; Policy</w:t>
+      </w:r>
+    </w:p>
+    <w:p>
+      <w:pPr>
+        <w:pStyle w:val="NoSpacing"/>
+        <w:numPr>
+          <w:ilvl w:val="0"/>
+          <w:numId w:val="3"/>
+        </w:numPr>
+      </w:pPr>
+      <w:r>
+        <w:t>Is work from home allowed permanently?</w:t>
+      </w:r>
+    </w:p>
+    <w:p>
+      <w:pPr>
+        <w:pStyle w:val="NoSpacing"/>
+        <w:numPr>
+          <w:ilvl w:val="0"/>
+          <w:numId w:val="3"/>
+        </w:numPr>
+      </w:pPr>
+      <w:r>
+        <w:t>What are standard working hours?</w:t>
+      </w:r>
+    </w:p>
+    <w:p>
+      <w:pPr>
+        <w:pStyle w:val="NoSpacing"/>
+        <w:numPr>
+          <w:ilvl w:val="0"/>
+          <w:numId w:val="3"/>
+        </w:numPr>
+      </w:pPr>
+      <w:r>
+        <w:t>Can my manager reject my leave?</w:t>
+      </w:r>
+    </w:p>
+    <w:p>
+      <w:pPr>
+        <w:pStyle w:val="NoSpacing"/>
+        <w:numPr>
+          <w:ilvl w:val="0"/>
+          <w:numId w:val="3"/>
+        </w:numPr>
+      </w:pPr>
+      <w:r>
+        <w:t>What happens if I violate the code of conduct?</w:t>
+      </w:r>
+    </w:p>
+    <w:p>
+      <w:pPr>
+        <w:pStyle w:val="NoSpacing"/>
+        <w:rPr>
+          <w:b/>
+          <w:bCs/>
+        </w:rPr>
+      </w:pPr>
+      <w:r>
+        <w:rPr>
+          <w:b/>
+          <w:bCs/>
+        </w:rPr>
+        <w:t>Notice Period &amp; Exit</w:t>
+      </w:r>
+    </w:p>
+    <w:p>
+      <w:pPr>
+        <w:pStyle w:val="NoSpacing"/>
+        <w:numPr>
+          <w:ilvl w:val="0"/>
+          <w:numId w:val="4"/>
+        </w:numPr>
+      </w:pPr>
+      <w:r>
+        <w:t>What is the notice period for confirmed employees?</w:t>
+      </w:r>
+    </w:p>
+    <w:p>
+      <w:pPr>
+        <w:pStyle w:val="NoSpacing"/>
+        <w:numPr>
+          <w:ilvl w:val="0"/>
+          <w:numId w:val="4"/>
+        </w:numPr>
+      </w:pPr>
+      <w:r>
+        <w:t>Can I buy out my notice period?</w:t>
+      </w:r>
+    </w:p>
+    <w:p>
+      <w:pPr>
+        <w:pStyle w:val="NoSpacing"/>
+        <w:numPr>
+          <w:ilvl w:val="0"/>
+          <w:numId w:val="4"/>
+        </w:numPr>
+      </w:pPr>
+      <w:r>
+        <w:t>When does the notice period start?</w:t>
+      </w:r>
+    </w:p>
+    <w:p>
+      <w:pPr>
+        <w:pStyle w:val="NoSpacing"/>
+        <w:numPr>
+          <w:ilvl w:val="0"/>
+          <w:numId w:val="4"/>
+        </w:numPr>
+      </w:pPr>
+      <w:r>
+        <w:t>What exit formalities do I need to complete?</w:t>
+      </w:r>
+    </w:p>
+    <w:p>
+      <w:pPr>
+        <w:pStyle w:val="NoSpacing"/>
+        <w:numPr>
+          <w:ilvl w:val="0"/>
+          <w:numId w:val="4"/>
+        </w:numPr>
+      </w:pPr>
+      <w:r>
+        <w:t>When will I get my final settlement?</w:t>
+      </w:r>
+    </w:p>
+    <w:p>
+      <w:pPr>
+        <w:pStyle w:val="NoSpacing"/>
+        <w:rPr>
+          <w:b/>
+          <w:bCs/>
+        </w:rPr>
+      </w:pPr>
+      <w:r>
+        <w:rPr>
+          <w:b/>
+          <w:bCs/>
+        </w:rPr>
+        <w:t>Company Switch / Documents (Very Important)</w:t>
+      </w:r>
+    </w:p>
+    <w:p>
+      <w:pPr>
+        <w:pStyle w:val="NoSpacing"/>
+        <w:numPr>
+          <w:ilvl w:val="0"/>
+          <w:numId w:val="5"/>
+        </w:numPr>
+      </w:pPr>
+      <w:r>
+        <w:t>What documents are required when switching companies?</w:t>
+      </w:r>
+    </w:p>
+    <w:p>
+      <w:pPr>
+        <w:pStyle w:val="NoSpacing"/>
+        <w:numPr>
+          <w:ilvl w:val="0"/>
+          <w:numId w:val="5"/>
+        </w:numPr>
+      </w:pPr>
+      <w:r>
+        <w:t>Will I get an experience letter?</w:t>
+      </w:r>
+    </w:p>
+    <w:p>
+      <w:pPr>
+        <w:pStyle w:val="NoSpacing"/>
+        <w:numPr>
+          <w:ilvl w:val="0"/>
+          <w:numId w:val="5"/>
+        </w:numPr>
+      </w:pPr>
+      <w:r>
+        <w:t>What is a relieving letter?</w:t>
+      </w:r>
+    </w:p>
+    <w:p>
+      <w:pPr>
+        <w:pStyle w:val="NoSpacing"/>
+        <w:numPr>
+          <w:ilvl w:val="0"/>
+          <w:numId w:val="5"/>
+        </w:numPr>
+      </w:pPr>
+      <w:r>
+        <w:t>When will Form 16 be provided?</w:t>
+      </w:r>
+    </w:p>
+    <w:p>
+      <w:pPr>
+        <w:pStyle w:val="NoSpacing"/>
+        <w:numPr>
+          <w:ilvl w:val="0"/>
+          <w:numId w:val="5"/>
+        </w:numPr>
+      </w:pPr>
+      <w:r>
+        <w:t>What documents are required for background verification?</w:t>
+      </w:r>
+    </w:p>
+    <w:p>
+      <w:pPr>
+        <w:pStyle w:val="NoSpacing"/>
+        <w:numPr>
+          <w:ilvl w:val="0"/>
+          <w:numId w:val="5"/>
+        </w:numPr>
+      </w:pPr>
+      <w:r>
+        <w:t>What if my documents are delayed?</w:t>
+      </w:r>
+    </w:p>
+    <w:p>
+      <w:pPr>
+        <w:pStyle w:val="NoSpacing"/>
+        <w:rPr>
+          <w:b/>
+          <w:bCs/>
+        </w:rPr>
+      </w:pPr>
+      <w:r>
+        <w:rPr>
+          <w:b/>
+          <w:bCs/>
+        </w:rPr>
+        <w:t>HR &amp; Escalation</w:t>
+      </w:r>
+    </w:p>
+    <w:p>
+      <w:pPr>
+        <w:pStyle w:val="NoSpacing"/>
+        <w:numPr>
+          <w:ilvl w:val="0"/>
+          <w:numId w:val="6"/>
+        </w:numPr>
+      </w:pPr>
+      <w:r>
+        <w:t>How can I raise a grievance?</w:t>
+      </w:r>
+    </w:p>
+    <w:p>
+      <w:pPr>
+        <w:pStyle w:val="NoSpacing"/>
+        <w:numPr>
+          <w:ilvl w:val="0"/>
+          <w:numId w:val="6"/>
+        </w:numPr>
+      </w:pPr>
+      <w:r>
+        <w:t>Is HR escalation confidential?</w:t>
+      </w:r>
+    </w:p>
+    <w:p>
+      <w:pPr>
+        <w:pStyle w:val="NoSpacing"/>
+        <w:numPr>
+          <w:ilvl w:val="0"/>
+          <w:numId w:val="6"/>
+        </w:numPr>
+      </w:pPr>
+      <w:r>
+        <w:t>Who should I contact for salary issues?</w:t>
+      </w:r>
+    </w:p>
+    <w:p>
+      <w:pPr>
+        <w:pStyle w:val="NoSpacing"/>
+        <w:numPr>
+          <w:ilvl w:val="0"/>
+          <w:numId w:val="6"/>
+        </w:numPr>
+      </w:pPr>
+      <w:r>
+        <w:t>What are common employee issues HR handles?</w:t>
+      </w:r>
+    </w:p>
+    <w:p>
+      <w:pPr>
+        <w:pStyle w:val="NoSpacing"/>
+        <w:numPr>
+          <w:ilvl w:val="0"/>
+          <w:numId w:val="6"/>
+        </w:numPr>
+      </w:pPr>
+      <w:r>
+        <w:t>Where can I find updated HR policies?</w:t>
+      </w:r>
+    </w:p>
+    <w:p>
+      <w:pPr>
+        <w:pStyle w:val="NoSpacing"/>
+      </w:pPr>
+      <w:r>
+        <w:rPr>
+          <w:rFonts w:ascii="Segoe UI Emoji" w:hAnsi="Segoe UI Emoji" w:cs="Segoe UI Emoji"/>
+        </w:rPr>
+        <w:t>👉</w:t>
+      </w:r>
+      <w:r>
+        <w:t xml:space="preserve"> These are </w:t>
+      </w:r>
+      <w:r>
+        <w:rPr>
+          <w:b/>
+          <w:bCs/>
+        </w:rPr>
+        <w:t>exactly</w:t>
+      </w:r>
+      <w:r>
+        <w:t xml:space="preserve"> the queries real employees ask HR teams.</w:t>
+      </w:r>
+    </w:p>
+    <w:p>
+      <w:pPr>
+        <w:pStyle w:val="NoSpacing"/>
+      </w:pPr>
+    </w:p>
+    <w:p>
+      <w:pPr>
+        <w:pStyle w:val="NoSpacing"/>
+      </w:pPr>
+      <w:r>
+        <w:br/>
+        <w:t>------------------------------------------------------------------------------------------------------------------------------------</w:t>
+      </w:r>
+    </w:p>
+    <w:p>
+      <w:pPr>
+        <w:pStyle w:val="NoSpacing"/>
+      </w:pPr>
+    </w:p>
+    <w:p>
+      <w:pPr>
+        <w:pStyle w:val="NoSpacing"/>
+        <w:rPr>
+          <w:b/>
+          <w:bCs/>
+        </w:rPr>
+      </w:pPr>
+      <w:r>
+        <w:rPr>
+          <w:b/>
+          <w:bCs/>
+        </w:rPr>
+        <w:t>System Design / Performance</w:t>
+      </w:r>
+    </w:p>
+    <w:p>
+      <w:pPr>
+        <w:pStyle w:val="NoSpacing"/>
+        <w:numPr>
+          <w:ilvl w:val="0"/>
+          <w:numId w:val="7"/>
+        </w:numPr>
+      </w:pPr>
+      <w:r>
+        <w:t>Suppose I have a system, how do I improve read performance</w:t>
+      </w:r>
+    </w:p>
+    <w:p>
+      <w:pPr>
+        <w:pStyle w:val="NoSpacing"/>
+        <w:numPr>
+          <w:ilvl w:val="0"/>
+          <w:numId w:val="7"/>
+        </w:numPr>
+      </w:pPr>
+      <w:r>
+        <w:t>Caching strategy in Redis</w:t>
+      </w:r>
+    </w:p>
+    <w:p>
+      <w:pPr>
+        <w:pStyle w:val="NoSpacing"/>
+      </w:pPr>
+    </w:p>
+    <w:p>
+      <w:pPr>
+        <w:pStyle w:val="NoSpacing"/>
+      </w:pPr>
+    </w:p>
+    <w:p>
+      <w:pPr>
+        <w:pStyle w:val="NoSpacing"/>
+        <w:rPr>
+          <w:b/>
+          <w:bCs/>
+        </w:rPr>
+      </w:pPr>
+      <w:r>
+        <w:rPr>
+          <w:b/>
+          <w:bCs/>
+        </w:rPr>
+        <w:t>Spring Boot / Java</w:t>
+      </w:r>
+    </w:p>
+    <w:p>
+      <w:pPr>
+        <w:pStyle w:val="NoSpacing"/>
+        <w:numPr>
+          <w:ilvl w:val="0"/>
+          <w:numId w:val="8"/>
+        </w:numPr>
+      </w:pPr>
+      <w:r>
+        <w:t>What is the use of @ annotation in Spring Boot</w:t>
+      </w:r>
+    </w:p>
+    <w:p>
+      <w:pPr>
+        <w:pStyle w:val="NoSpacing"/>
+        <w:numPr>
+          <w:ilvl w:val="0"/>
+          <w:numId w:val="8"/>
+        </w:numPr>
+      </w:pPr>
+      <w:r>
+        <w:t>What is @ composed of / what does it comprise of</w:t>
+      </w:r>
+    </w:p>
+    <w:p>
+      <w:pPr>
+        <w:pStyle w:val="NormalWeb"/>
+        <w:numPr>
+          <w:ilvl w:val="0"/>
+          <w:numId w:val="8"/>
+        </w:numPr>
+      </w:pPr>
+      <w:r>
+        <w:rPr>
+          <w:rFonts w:hAnsi="Symbol"/>
+        </w:rPr>
+        <w:t></w:t>
+      </w:r>
+      <w:r>
+        <w:t xml:space="preserve">  Explain queue</w:t>
+      </w:r>
+    </w:p>
+    <w:p>
+      <w:pPr>
+        <w:pStyle w:val="NormalWeb"/>
+        <w:numPr>
+          <w:ilvl w:val="0"/>
+          <w:numId w:val="8"/>
+        </w:numPr>
+      </w:pPr>
+      <w:r>
+        <w:rPr>
+          <w:rFonts w:hAnsi="Symbol"/>
+        </w:rPr>
+        <w:t></w:t>
+      </w:r>
+      <w:r>
+        <w:t xml:space="preserve">  Explain Redis message queue</w:t>
+      </w:r>
+    </w:p>
+    <w:p>
+      <w:pPr>
+        <w:pStyle w:val="NormalWeb"/>
+        <w:numPr>
+          <w:ilvl w:val="0"/>
+          <w:numId w:val="8"/>
+        </w:numPr>
+      </w:pPr>
+      <w:r>
+        <w:rPr>
+          <w:rFonts w:hAnsi="Symbol"/>
+        </w:rPr>
+        <w:t></w:t>
+      </w:r>
+      <w:r>
+        <w:t xml:space="preserve">  Purpose of using Redis queues</w:t>
+      </w:r>
+    </w:p>
+    <w:p>
+      <w:pPr>
+        <w:pStyle w:val="NoSpacing"/>
+        <w:ind w:left="720"/>
+      </w:pPr>
     </w:p>
     <w:sectPr>
       <w:pgSz w:w="11906" w:h="16838"/>
@@ -184,6 +1181,571 @@
 <file path=word/numbering.xml><?xml version="1.0" encoding="utf-8"?>
 <w:numbering xmlns:wpc="http://schemas.microsoft.com/office/word/2010/wordprocessingCanvas" xmlns:cx="http://schemas.microsoft.com/office/drawing/2014/chartex" xmlns:cx1="http://schemas.microsoft.com/office/drawing/2015/9/8/chartex" xmlns:cx2="http://schemas.microsoft.com/office/drawing/2015/10/21/chartex" xmlns:cx3="http://schemas.microsoft.com/office/drawing/2016/5/9/chartex" xmlns:cx4="http://schemas.microsoft.com/office/drawing/2016/5/10/chartex" xmlns:cx5="http://schemas.microsoft.com/office/drawing/2016/5/11/chartex" xmlns:cx6="http://schemas.microsoft.com/office/drawing/2016/5/12/chartex" xmlns:cx7="http://schemas.microsoft.com/office/drawing/2016/5/13/chartex" xmlns:cx8="http://schemas.microsoft.com/office/drawing/2016/5/14/chartex" xmlns:mc="http://schemas.openxmlformats.org/markup-compatibility/2006" xmlns:aink="http://schemas.microsoft.com/office/drawing/2016/ink" xmlns:am3d="http://schemas.microsoft.com/office/drawing/2017/model3d" xmlns:o="urn:schemas-microsoft-com:office:office" xmlns:oel="http://schemas.microsoft.com/office/2019/extlst" xmlns:r="http://schemas.openxmlformats.org/officeDocument/2006/relationships" xmlns:m="http://schemas.openxmlformats.org/officeDocument/2006/math" xmlns:v="urn:schemas-microsoft-com:vml" xmlns:wp14="http://schemas.microsoft.com/office/word/2010/wordprocessingDrawing" xmlns:wp="http://schemas.openxmlformats.org/drawingml/2006/wordprocessingDrawing" xmlns:w10="urn:schemas-microsoft-com:office:word" xmlns:w="http://schemas.openxmlformats.org/wordprocessingml/2006/main" xmlns:w14="http://schemas.microsoft.com/office/word/2010/wordml" xmlns:w15="http://schemas.microsoft.com/office/word/2012/wordml" xmlns:w16cex="http://schemas.microsoft.com/office/word/2018/wordml/cex" xmlns:w16cid="http://schemas.microsoft.com/office/word/2016/wordml/cid" xmlns:w16="http://schemas.microsoft.com/office/word/2018/wordml" xmlns:w16du="http://schemas.microsoft.com/office/word/2023/wordml/word16du" xmlns:w16sdtdh="http://schemas.microsoft.com/office/word/2020/wordml/sdtdatahash" xmlns:w16sdtfl="http://schemas.microsoft.com/office/word/2024/wordml/sdtformatlock" xmlns:w16se="http://schemas.microsoft.com/office/word/2015/wordml/symex" xmlns:wpg="http://schemas.microsoft.com/office/word/2010/wordprocessingGroup" xmlns:wpi="http://schemas.microsoft.com/office/word/2010/wordprocessingInk" xmlns:wne="http://schemas.microsoft.com/office/word/2006/wordml" xmlns:wps="http://schemas.microsoft.com/office/word/2010/wordprocessingShape" mc:Ignorable="w14 w15 w16se w16cid w16 w16cex w16sdtdh w16sdtfl w16du wp14">
   <w:abstractNum w:abstractNumId="0" w15:restartNumberingAfterBreak="0">
+    <w:nsid w:val="13136920"/>
+    <w:multiLevelType w:val="multilevel"/>
+    <w:tmpl w:val="81F05B28"/>
+    <w:lvl w:ilvl="0">
+      <w:start w:val="12"/>
+      <w:numFmt w:val="decimal"/>
+      <w:lvlText w:val="%1."/>
+      <w:lvlJc w:val="left"/>
+      <w:pPr>
+        <w:tabs>
+          <w:tab w:val="num" w:pos="720"/>
+        </w:tabs>
+        <w:ind w:left="720" w:hanging="360"/>
+      </w:pPr>
+    </w:lvl>
+    <w:lvl w:ilvl="1" w:tentative="1">
+      <w:start w:val="1"/>
+      <w:numFmt w:val="decimal"/>
+      <w:lvlText w:val="%2."/>
+      <w:lvlJc w:val="left"/>
+      <w:pPr>
+        <w:tabs>
+          <w:tab w:val="num" w:pos="1440"/>
+        </w:tabs>
+        <w:ind w:left="1440" w:hanging="360"/>
+      </w:pPr>
+    </w:lvl>
+    <w:lvl w:ilvl="2" w:tentative="1">
+      <w:start w:val="1"/>
+      <w:numFmt w:val="decimal"/>
+      <w:lvlText w:val="%3."/>
+      <w:lvlJc w:val="left"/>
+      <w:pPr>
+        <w:tabs>
+          <w:tab w:val="num" w:pos="2160"/>
+        </w:tabs>
+        <w:ind w:left="2160" w:hanging="360"/>
+      </w:pPr>
+    </w:lvl>
+    <w:lvl w:ilvl="3" w:tentative="1">
+      <w:start w:val="1"/>
+      <w:numFmt w:val="decimal"/>
+      <w:lvlText w:val="%4."/>
+      <w:lvlJc w:val="left"/>
+      <w:pPr>
+        <w:tabs>
+          <w:tab w:val="num" w:pos="2880"/>
+        </w:tabs>
+        <w:ind w:left="2880" w:hanging="360"/>
+      </w:pPr>
+    </w:lvl>
+    <w:lvl w:ilvl="4" w:tentative="1">
+      <w:start w:val="1"/>
+      <w:numFmt w:val="decimal"/>
+      <w:lvlText w:val="%5."/>
+      <w:lvlJc w:val="left"/>
+      <w:pPr>
+        <w:tabs>
+          <w:tab w:val="num" w:pos="3600"/>
+        </w:tabs>
+        <w:ind w:left="3600" w:hanging="360"/>
+      </w:pPr>
+    </w:lvl>
+    <w:lvl w:ilvl="5" w:tentative="1">
+      <w:start w:val="1"/>
+      <w:numFmt w:val="decimal"/>
+      <w:lvlText w:val="%6."/>
+      <w:lvlJc w:val="left"/>
+      <w:pPr>
+        <w:tabs>
+          <w:tab w:val="num" w:pos="4320"/>
+        </w:tabs>
+        <w:ind w:left="4320" w:hanging="360"/>
+      </w:pPr>
+    </w:lvl>
+    <w:lvl w:ilvl="6" w:tentative="1">
+      <w:start w:val="1"/>
+      <w:numFmt w:val="decimal"/>
+      <w:lvlText w:val="%7."/>
+      <w:lvlJc w:val="left"/>
+      <w:pPr>
+        <w:tabs>
+          <w:tab w:val="num" w:pos="5040"/>
+        </w:tabs>
+        <w:ind w:left="5040" w:hanging="360"/>
+      </w:pPr>
+    </w:lvl>
+    <w:lvl w:ilvl="7" w:tentative="1">
+      <w:start w:val="1"/>
+      <w:numFmt w:val="decimal"/>
+      <w:lvlText w:val="%8."/>
+      <w:lvlJc w:val="left"/>
+      <w:pPr>
+        <w:tabs>
+          <w:tab w:val="num" w:pos="5760"/>
+        </w:tabs>
+        <w:ind w:left="5760" w:hanging="360"/>
+      </w:pPr>
+    </w:lvl>
+    <w:lvl w:ilvl="8" w:tentative="1">
+      <w:start w:val="1"/>
+      <w:numFmt w:val="decimal"/>
+      <w:lvlText w:val="%9."/>
+      <w:lvlJc w:val="left"/>
+      <w:pPr>
+        <w:tabs>
+          <w:tab w:val="num" w:pos="6480"/>
+        </w:tabs>
+        <w:ind w:left="6480" w:hanging="360"/>
+      </w:pPr>
+    </w:lvl>
+  </w:abstractNum>
+  <w:abstractNum w:abstractNumId="1" w15:restartNumberingAfterBreak="0">
+    <w:nsid w:val="18647354"/>
+    <w:multiLevelType w:val="multilevel"/>
+    <w:tmpl w:val="634A8DA0"/>
+    <w:lvl w:ilvl="0">
+      <w:start w:val="15"/>
+      <w:numFmt w:val="decimal"/>
+      <w:lvlText w:val="%1."/>
+      <w:lvlJc w:val="left"/>
+      <w:pPr>
+        <w:tabs>
+          <w:tab w:val="num" w:pos="720"/>
+        </w:tabs>
+        <w:ind w:left="720" w:hanging="360"/>
+      </w:pPr>
+    </w:lvl>
+    <w:lvl w:ilvl="1" w:tentative="1">
+      <w:start w:val="1"/>
+      <w:numFmt w:val="decimal"/>
+      <w:lvlText w:val="%2."/>
+      <w:lvlJc w:val="left"/>
+      <w:pPr>
+        <w:tabs>
+          <w:tab w:val="num" w:pos="1440"/>
+        </w:tabs>
+        <w:ind w:left="1440" w:hanging="360"/>
+      </w:pPr>
+    </w:lvl>
+    <w:lvl w:ilvl="2" w:tentative="1">
+      <w:start w:val="1"/>
+      <w:numFmt w:val="decimal"/>
+      <w:lvlText w:val="%3."/>
+      <w:lvlJc w:val="left"/>
+      <w:pPr>
+        <w:tabs>
+          <w:tab w:val="num" w:pos="2160"/>
+        </w:tabs>
+        <w:ind w:left="2160" w:hanging="360"/>
+      </w:pPr>
+    </w:lvl>
+    <w:lvl w:ilvl="3" w:tentative="1">
+      <w:start w:val="1"/>
+      <w:numFmt w:val="decimal"/>
+      <w:lvlText w:val="%4."/>
+      <w:lvlJc w:val="left"/>
+      <w:pPr>
+        <w:tabs>
+          <w:tab w:val="num" w:pos="2880"/>
+        </w:tabs>
+        <w:ind w:left="2880" w:hanging="360"/>
+      </w:pPr>
+    </w:lvl>
+    <w:lvl w:ilvl="4" w:tentative="1">
+      <w:start w:val="1"/>
+      <w:numFmt w:val="decimal"/>
+      <w:lvlText w:val="%5."/>
+      <w:lvlJc w:val="left"/>
+      <w:pPr>
+        <w:tabs>
+          <w:tab w:val="num" w:pos="3600"/>
+        </w:tabs>
+        <w:ind w:left="3600" w:hanging="360"/>
+      </w:pPr>
+    </w:lvl>
+    <w:lvl w:ilvl="5" w:tentative="1">
+      <w:start w:val="1"/>
+      <w:numFmt w:val="decimal"/>
+      <w:lvlText w:val="%6."/>
+      <w:lvlJc w:val="left"/>
+      <w:pPr>
+        <w:tabs>
+          <w:tab w:val="num" w:pos="4320"/>
+        </w:tabs>
+        <w:ind w:left="4320" w:hanging="360"/>
+      </w:pPr>
+    </w:lvl>
+    <w:lvl w:ilvl="6" w:tentative="1">
+      <w:start w:val="1"/>
+      <w:numFmt w:val="decimal"/>
+      <w:lvlText w:val="%7."/>
+      <w:lvlJc w:val="left"/>
+      <w:pPr>
+        <w:tabs>
+          <w:tab w:val="num" w:pos="5040"/>
+        </w:tabs>
+        <w:ind w:left="5040" w:hanging="360"/>
+      </w:pPr>
+    </w:lvl>
+    <w:lvl w:ilvl="7" w:tentative="1">
+      <w:start w:val="1"/>
+      <w:numFmt w:val="decimal"/>
+      <w:lvlText w:val="%8."/>
+      <w:lvlJc w:val="left"/>
+      <w:pPr>
+        <w:tabs>
+          <w:tab w:val="num" w:pos="5760"/>
+        </w:tabs>
+        <w:ind w:left="5760" w:hanging="360"/>
+      </w:pPr>
+    </w:lvl>
+    <w:lvl w:ilvl="8" w:tentative="1">
+      <w:start w:val="1"/>
+      <w:numFmt w:val="decimal"/>
+      <w:lvlText w:val="%9."/>
+      <w:lvlJc w:val="left"/>
+      <w:pPr>
+        <w:tabs>
+          <w:tab w:val="num" w:pos="6480"/>
+        </w:tabs>
+        <w:ind w:left="6480" w:hanging="360"/>
+      </w:pPr>
+    </w:lvl>
+  </w:abstractNum>
+  <w:abstractNum w:abstractNumId="2" w15:restartNumberingAfterBreak="0">
+    <w:nsid w:val="2B5757C8"/>
+    <w:multiLevelType w:val="multilevel"/>
+    <w:tmpl w:val="A43AD69C"/>
+    <w:lvl w:ilvl="0">
+      <w:start w:val="21"/>
+      <w:numFmt w:val="decimal"/>
+      <w:lvlText w:val="%1."/>
+      <w:lvlJc w:val="left"/>
+      <w:pPr>
+        <w:tabs>
+          <w:tab w:val="num" w:pos="720"/>
+        </w:tabs>
+        <w:ind w:left="720" w:hanging="360"/>
+      </w:pPr>
+    </w:lvl>
+    <w:lvl w:ilvl="1" w:tentative="1">
+      <w:start w:val="1"/>
+      <w:numFmt w:val="decimal"/>
+      <w:lvlText w:val="%2."/>
+      <w:lvlJc w:val="left"/>
+      <w:pPr>
+        <w:tabs>
+          <w:tab w:val="num" w:pos="1440"/>
+        </w:tabs>
+        <w:ind w:left="1440" w:hanging="360"/>
+      </w:pPr>
+    </w:lvl>
+    <w:lvl w:ilvl="2" w:tentative="1">
+      <w:start w:val="1"/>
+      <w:numFmt w:val="decimal"/>
+      <w:lvlText w:val="%3."/>
+      <w:lvlJc w:val="left"/>
+      <w:pPr>
+        <w:tabs>
+          <w:tab w:val="num" w:pos="2160"/>
+        </w:tabs>
+        <w:ind w:left="2160" w:hanging="360"/>
+      </w:pPr>
+    </w:lvl>
+    <w:lvl w:ilvl="3" w:tentative="1">
+      <w:start w:val="1"/>
+      <w:numFmt w:val="decimal"/>
+      <w:lvlText w:val="%4."/>
+      <w:lvlJc w:val="left"/>
+      <w:pPr>
+        <w:tabs>
+          <w:tab w:val="num" w:pos="2880"/>
+        </w:tabs>
+        <w:ind w:left="2880" w:hanging="360"/>
+      </w:pPr>
+    </w:lvl>
+    <w:lvl w:ilvl="4" w:tentative="1">
+      <w:start w:val="1"/>
+      <w:numFmt w:val="decimal"/>
+      <w:lvlText w:val="%5."/>
+      <w:lvlJc w:val="left"/>
+      <w:pPr>
+        <w:tabs>
+          <w:tab w:val="num" w:pos="3600"/>
+        </w:tabs>
+        <w:ind w:left="3600" w:hanging="360"/>
+      </w:pPr>
+    </w:lvl>
+    <w:lvl w:ilvl="5" w:tentative="1">
+      <w:start w:val="1"/>
+      <w:numFmt w:val="decimal"/>
+      <w:lvlText w:val="%6."/>
+      <w:lvlJc w:val="left"/>
+      <w:pPr>
+        <w:tabs>
+          <w:tab w:val="num" w:pos="4320"/>
+        </w:tabs>
+        <w:ind w:left="4320" w:hanging="360"/>
+      </w:pPr>
+    </w:lvl>
+    <w:lvl w:ilvl="6" w:tentative="1">
+      <w:start w:val="1"/>
+      <w:numFmt w:val="decimal"/>
+      <w:lvlText w:val="%7."/>
+      <w:lvlJc w:val="left"/>
+      <w:pPr>
+        <w:tabs>
+          <w:tab w:val="num" w:pos="5040"/>
+        </w:tabs>
+        <w:ind w:left="5040" w:hanging="360"/>
+      </w:pPr>
+    </w:lvl>
+    <w:lvl w:ilvl="7" w:tentative="1">
+      <w:start w:val="1"/>
+      <w:numFmt w:val="decimal"/>
+      <w:lvlText w:val="%8."/>
+      <w:lvlJc w:val="left"/>
+      <w:pPr>
+        <w:tabs>
+          <w:tab w:val="num" w:pos="5760"/>
+        </w:tabs>
+        <w:ind w:left="5760" w:hanging="360"/>
+      </w:pPr>
+    </w:lvl>
+    <w:lvl w:ilvl="8" w:tentative="1">
+      <w:start w:val="1"/>
+      <w:numFmt w:val="decimal"/>
+      <w:lvlText w:val="%9."/>
+      <w:lvlJc w:val="left"/>
+      <w:pPr>
+        <w:tabs>
+          <w:tab w:val="num" w:pos="6480"/>
+        </w:tabs>
+        <w:ind w:left="6480" w:hanging="360"/>
+      </w:pPr>
+    </w:lvl>
+  </w:abstractNum>
+  <w:abstractNum w:abstractNumId="3" w15:restartNumberingAfterBreak="0">
+    <w:nsid w:val="51125A68"/>
+    <w:multiLevelType w:val="multilevel"/>
+    <w:tmpl w:val="01EE6F72"/>
+    <w:lvl w:ilvl="0">
+      <w:start w:val="6"/>
+      <w:numFmt w:val="decimal"/>
+      <w:lvlText w:val="%1."/>
+      <w:lvlJc w:val="left"/>
+      <w:pPr>
+        <w:tabs>
+          <w:tab w:val="num" w:pos="720"/>
+        </w:tabs>
+        <w:ind w:left="720" w:hanging="360"/>
+      </w:pPr>
+    </w:lvl>
+    <w:lvl w:ilvl="1" w:tentative="1">
+      <w:start w:val="1"/>
+      <w:numFmt w:val="decimal"/>
+      <w:lvlText w:val="%2."/>
+      <w:lvlJc w:val="left"/>
+      <w:pPr>
+        <w:tabs>
+          <w:tab w:val="num" w:pos="1440"/>
+        </w:tabs>
+        <w:ind w:left="1440" w:hanging="360"/>
+      </w:pPr>
+    </w:lvl>
+    <w:lvl w:ilvl="2" w:tentative="1">
+      <w:start w:val="1"/>
+      <w:numFmt w:val="decimal"/>
+      <w:lvlText w:val="%3."/>
+      <w:lvlJc w:val="left"/>
+      <w:pPr>
+        <w:tabs>
+          <w:tab w:val="num" w:pos="2160"/>
+        </w:tabs>
+        <w:ind w:left="2160" w:hanging="360"/>
+      </w:pPr>
+    </w:lvl>
+    <w:lvl w:ilvl="3" w:tentative="1">
+      <w:start w:val="1"/>
+      <w:numFmt w:val="decimal"/>
+      <w:lvlText w:val="%4."/>
+      <w:lvlJc w:val="left"/>
+      <w:pPr>
+        <w:tabs>
+          <w:tab w:val="num" w:pos="2880"/>
+        </w:tabs>
+        <w:ind w:left="2880" w:hanging="360"/>
+      </w:pPr>
+    </w:lvl>
+    <w:lvl w:ilvl="4" w:tentative="1">
+      <w:start w:val="1"/>
+      <w:numFmt w:val="decimal"/>
+      <w:lvlText w:val="%5."/>
+      <w:lvlJc w:val="left"/>
+      <w:pPr>
+        <w:tabs>
+          <w:tab w:val="num" w:pos="3600"/>
+        </w:tabs>
+        <w:ind w:left="3600" w:hanging="360"/>
+      </w:pPr>
+    </w:lvl>
+    <w:lvl w:ilvl="5" w:tentative="1">
+      <w:start w:val="1"/>
+      <w:numFmt w:val="decimal"/>
+      <w:lvlText w:val="%6."/>
+      <w:lvlJc w:val="left"/>
+      <w:pPr>
+        <w:tabs>
+          <w:tab w:val="num" w:pos="4320"/>
+        </w:tabs>
+        <w:ind w:left="4320" w:hanging="360"/>
+      </w:pPr>
+    </w:lvl>
+    <w:lvl w:ilvl="6" w:tentative="1">
+      <w:start w:val="1"/>
+      <w:numFmt w:val="decimal"/>
+      <w:lvlText w:val="%7."/>
+      <w:lvlJc w:val="left"/>
+      <w:pPr>
+        <w:tabs>
+          <w:tab w:val="num" w:pos="5040"/>
+        </w:tabs>
+        <w:ind w:left="5040" w:hanging="360"/>
+      </w:pPr>
+    </w:lvl>
+    <w:lvl w:ilvl="7" w:tentative="1">
+      <w:start w:val="1"/>
+      <w:numFmt w:val="decimal"/>
+      <w:lvlText w:val="%8."/>
+      <w:lvlJc w:val="left"/>
+      <w:pPr>
+        <w:tabs>
+          <w:tab w:val="num" w:pos="5760"/>
+        </w:tabs>
+        <w:ind w:left="5760" w:hanging="360"/>
+      </w:pPr>
+    </w:lvl>
+    <w:lvl w:ilvl="8" w:tentative="1">
+      <w:start w:val="1"/>
+      <w:numFmt w:val="decimal"/>
+      <w:lvlText w:val="%9."/>
+      <w:lvlJc w:val="left"/>
+      <w:pPr>
+        <w:tabs>
+          <w:tab w:val="num" w:pos="6480"/>
+        </w:tabs>
+        <w:ind w:left="6480" w:hanging="360"/>
+      </w:pPr>
+    </w:lvl>
+  </w:abstractNum>
+  <w:abstractNum w:abstractNumId="4" w15:restartNumberingAfterBreak="0">
+    <w:nsid w:val="53DD029C"/>
+    <w:multiLevelType w:val="multilevel"/>
+    <w:tmpl w:val="8C1EDD52"/>
+    <w:lvl w:ilvl="0">
+      <w:start w:val="10"/>
+      <w:numFmt w:val="decimal"/>
+      <w:lvlText w:val="%1."/>
+      <w:lvlJc w:val="left"/>
+      <w:pPr>
+        <w:tabs>
+          <w:tab w:val="num" w:pos="720"/>
+        </w:tabs>
+        <w:ind w:left="720" w:hanging="360"/>
+      </w:pPr>
+    </w:lvl>
+    <w:lvl w:ilvl="1" w:tentative="1">
+      <w:start w:val="1"/>
+      <w:numFmt w:val="decimal"/>
+      <w:lvlText w:val="%2."/>
+      <w:lvlJc w:val="left"/>
+      <w:pPr>
+        <w:tabs>
+          <w:tab w:val="num" w:pos="1440"/>
+        </w:tabs>
+        <w:ind w:left="1440" w:hanging="360"/>
+      </w:pPr>
+    </w:lvl>
+    <w:lvl w:ilvl="2" w:tentative="1">
+      <w:start w:val="1"/>
+      <w:numFmt w:val="decimal"/>
+      <w:lvlText w:val="%3."/>
+      <w:lvlJc w:val="left"/>
+      <w:pPr>
+        <w:tabs>
+          <w:tab w:val="num" w:pos="2160"/>
+        </w:tabs>
+        <w:ind w:left="2160" w:hanging="360"/>
+      </w:pPr>
+    </w:lvl>
+    <w:lvl w:ilvl="3" w:tentative="1">
+      <w:start w:val="1"/>
+      <w:numFmt w:val="decimal"/>
+      <w:lvlText w:val="%4."/>
+      <w:lvlJc w:val="left"/>
+      <w:pPr>
+        <w:tabs>
+          <w:tab w:val="num" w:pos="2880"/>
+        </w:tabs>
+        <w:ind w:left="2880" w:hanging="360"/>
+      </w:pPr>
+    </w:lvl>
+    <w:lvl w:ilvl="4" w:tentative="1">
+      <w:start w:val="1"/>
+      <w:numFmt w:val="decimal"/>
+      <w:lvlText w:val="%5."/>
+      <w:lvlJc w:val="left"/>
+      <w:pPr>
+        <w:tabs>
+          <w:tab w:val="num" w:pos="3600"/>
+        </w:tabs>
+        <w:ind w:left="3600" w:hanging="360"/>
+      </w:pPr>
+    </w:lvl>
+    <w:lvl w:ilvl="5" w:tentative="1">
+      <w:start w:val="1"/>
+      <w:numFmt w:val="decimal"/>
+      <w:lvlText w:val="%6."/>
+      <w:lvlJc w:val="left"/>
+      <w:pPr>
+        <w:tabs>
+          <w:tab w:val="num" w:pos="4320"/>
+        </w:tabs>
+        <w:ind w:left="4320" w:hanging="360"/>
+      </w:pPr>
+    </w:lvl>
+    <w:lvl w:ilvl="6" w:tentative="1">
+      <w:start w:val="1"/>
+      <w:numFmt w:val="decimal"/>
+      <w:lvlText w:val="%7."/>
+      <w:lvlJc w:val="left"/>
+      <w:pPr>
+        <w:tabs>
+          <w:tab w:val="num" w:pos="5040"/>
+        </w:tabs>
+        <w:ind w:left="5040" w:hanging="360"/>
+      </w:pPr>
+    </w:lvl>
+    <w:lvl w:ilvl="7" w:tentative="1">
+      <w:start w:val="1"/>
+      <w:numFmt w:val="decimal"/>
+      <w:lvlText w:val="%8."/>
+      <w:lvlJc w:val="left"/>
+      <w:pPr>
+        <w:tabs>
+          <w:tab w:val="num" w:pos="5760"/>
+        </w:tabs>
+        <w:ind w:left="5760" w:hanging="360"/>
+      </w:pPr>
+    </w:lvl>
+    <w:lvl w:ilvl="8" w:tentative="1">
+      <w:start w:val="1"/>
+      <w:numFmt w:val="decimal"/>
+      <w:lvlText w:val="%9."/>
+      <w:lvlJc w:val="left"/>
+      <w:pPr>
+        <w:tabs>
+          <w:tab w:val="num" w:pos="6480"/>
+        </w:tabs>
+        <w:ind w:left="6480" w:hanging="360"/>
+      </w:pPr>
+    </w:lvl>
+  </w:abstractNum>
+  <w:abstractNum w:abstractNumId="5" w15:restartNumberingAfterBreak="0">
     <w:nsid w:val="58BD2247"/>
     <w:multiLevelType w:val="hybridMultilevel"/>
     <w:tmpl w:val="886AD556"/>
@@ -296,7 +1858,254 @@
       </w:rPr>
     </w:lvl>
   </w:abstractNum>
+  <w:abstractNum w:abstractNumId="6" w15:restartNumberingAfterBreak="0">
+    <w:nsid w:val="5DDE4A0E"/>
+    <w:multiLevelType w:val="multilevel"/>
+    <w:tmpl w:val="8CBA2E96"/>
+    <w:lvl w:ilvl="0">
+      <w:start w:val="14"/>
+      <w:numFmt w:val="decimal"/>
+      <w:lvlText w:val="%1."/>
+      <w:lvlJc w:val="left"/>
+      <w:pPr>
+        <w:tabs>
+          <w:tab w:val="num" w:pos="720"/>
+        </w:tabs>
+        <w:ind w:left="720" w:hanging="360"/>
+      </w:pPr>
+    </w:lvl>
+    <w:lvl w:ilvl="1" w:tentative="1">
+      <w:start w:val="1"/>
+      <w:numFmt w:val="decimal"/>
+      <w:lvlText w:val="%2."/>
+      <w:lvlJc w:val="left"/>
+      <w:pPr>
+        <w:tabs>
+          <w:tab w:val="num" w:pos="1440"/>
+        </w:tabs>
+        <w:ind w:left="1440" w:hanging="360"/>
+      </w:pPr>
+    </w:lvl>
+    <w:lvl w:ilvl="2" w:tentative="1">
+      <w:start w:val="1"/>
+      <w:numFmt w:val="decimal"/>
+      <w:lvlText w:val="%3."/>
+      <w:lvlJc w:val="left"/>
+      <w:pPr>
+        <w:tabs>
+          <w:tab w:val="num" w:pos="2160"/>
+        </w:tabs>
+        <w:ind w:left="2160" w:hanging="360"/>
+      </w:pPr>
+    </w:lvl>
+    <w:lvl w:ilvl="3" w:tentative="1">
+      <w:start w:val="1"/>
+      <w:numFmt w:val="decimal"/>
+      <w:lvlText w:val="%4."/>
+      <w:lvlJc w:val="left"/>
+      <w:pPr>
+        <w:tabs>
+          <w:tab w:val="num" w:pos="2880"/>
+        </w:tabs>
+        <w:ind w:left="2880" w:hanging="360"/>
+      </w:pPr>
+    </w:lvl>
+    <w:lvl w:ilvl="4" w:tentative="1">
+      <w:start w:val="1"/>
+      <w:numFmt w:val="decimal"/>
+      <w:lvlText w:val="%5."/>
+      <w:lvlJc w:val="left"/>
+      <w:pPr>
+        <w:tabs>
+          <w:tab w:val="num" w:pos="3600"/>
+        </w:tabs>
+        <w:ind w:left="3600" w:hanging="360"/>
+      </w:pPr>
+    </w:lvl>
+    <w:lvl w:ilvl="5" w:tentative="1">
+      <w:start w:val="1"/>
+      <w:numFmt w:val="decimal"/>
+      <w:lvlText w:val="%6."/>
+      <w:lvlJc w:val="left"/>
+      <w:pPr>
+        <w:tabs>
+          <w:tab w:val="num" w:pos="4320"/>
+        </w:tabs>
+        <w:ind w:left="4320" w:hanging="360"/>
+      </w:pPr>
+    </w:lvl>
+    <w:lvl w:ilvl="6" w:tentative="1">
+      <w:start w:val="1"/>
+      <w:numFmt w:val="decimal"/>
+      <w:lvlText w:val="%7."/>
+      <w:lvlJc w:val="left"/>
+      <w:pPr>
+        <w:tabs>
+          <w:tab w:val="num" w:pos="5040"/>
+        </w:tabs>
+        <w:ind w:left="5040" w:hanging="360"/>
+      </w:pPr>
+    </w:lvl>
+    <w:lvl w:ilvl="7" w:tentative="1">
+      <w:start w:val="1"/>
+      <w:numFmt w:val="decimal"/>
+      <w:lvlText w:val="%8."/>
+      <w:lvlJc w:val="left"/>
+      <w:pPr>
+        <w:tabs>
+          <w:tab w:val="num" w:pos="5760"/>
+        </w:tabs>
+        <w:ind w:left="5760" w:hanging="360"/>
+      </w:pPr>
+    </w:lvl>
+    <w:lvl w:ilvl="8" w:tentative="1">
+      <w:start w:val="1"/>
+      <w:numFmt w:val="decimal"/>
+      <w:lvlText w:val="%9."/>
+      <w:lvlJc w:val="left"/>
+      <w:pPr>
+        <w:tabs>
+          <w:tab w:val="num" w:pos="6480"/>
+        </w:tabs>
+        <w:ind w:left="6480" w:hanging="360"/>
+      </w:pPr>
+    </w:lvl>
+  </w:abstractNum>
+  <w:abstractNum w:abstractNumId="7" w15:restartNumberingAfterBreak="0">
+    <w:nsid w:val="6D442264"/>
+    <w:multiLevelType w:val="multilevel"/>
+    <w:tmpl w:val="F9D4D8C0"/>
+    <w:lvl w:ilvl="0">
+      <w:start w:val="1"/>
+      <w:numFmt w:val="decimal"/>
+      <w:lvlText w:val="%1."/>
+      <w:lvlJc w:val="left"/>
+      <w:pPr>
+        <w:tabs>
+          <w:tab w:val="num" w:pos="720"/>
+        </w:tabs>
+        <w:ind w:left="720" w:hanging="360"/>
+      </w:pPr>
+    </w:lvl>
+    <w:lvl w:ilvl="1" w:tentative="1">
+      <w:start w:val="1"/>
+      <w:numFmt w:val="decimal"/>
+      <w:lvlText w:val="%2."/>
+      <w:lvlJc w:val="left"/>
+      <w:pPr>
+        <w:tabs>
+          <w:tab w:val="num" w:pos="1440"/>
+        </w:tabs>
+        <w:ind w:left="1440" w:hanging="360"/>
+      </w:pPr>
+    </w:lvl>
+    <w:lvl w:ilvl="2" w:tentative="1">
+      <w:start w:val="1"/>
+      <w:numFmt w:val="decimal"/>
+      <w:lvlText w:val="%3."/>
+      <w:lvlJc w:val="left"/>
+      <w:pPr>
+        <w:tabs>
+          <w:tab w:val="num" w:pos="2160"/>
+        </w:tabs>
+        <w:ind w:left="2160" w:hanging="360"/>
+      </w:pPr>
+    </w:lvl>
+    <w:lvl w:ilvl="3" w:tentative="1">
+      <w:start w:val="1"/>
+      <w:numFmt w:val="decimal"/>
+      <w:lvlText w:val="%4."/>
+      <w:lvlJc w:val="left"/>
+      <w:pPr>
+        <w:tabs>
+          <w:tab w:val="num" w:pos="2880"/>
+        </w:tabs>
+        <w:ind w:left="2880" w:hanging="360"/>
+      </w:pPr>
+    </w:lvl>
+    <w:lvl w:ilvl="4" w:tentative="1">
+      <w:start w:val="1"/>
+      <w:numFmt w:val="decimal"/>
+      <w:lvlText w:val="%5."/>
+      <w:lvlJc w:val="left"/>
+      <w:pPr>
+        <w:tabs>
+          <w:tab w:val="num" w:pos="3600"/>
+        </w:tabs>
+        <w:ind w:left="3600" w:hanging="360"/>
+      </w:pPr>
+    </w:lvl>
+    <w:lvl w:ilvl="5" w:tentative="1">
+      <w:start w:val="1"/>
+      <w:numFmt w:val="decimal"/>
+      <w:lvlText w:val="%6."/>
+      <w:lvlJc w:val="left"/>
+      <w:pPr>
+        <w:tabs>
+          <w:tab w:val="num" w:pos="4320"/>
+        </w:tabs>
+        <w:ind w:left="4320" w:hanging="360"/>
+      </w:pPr>
+    </w:lvl>
+    <w:lvl w:ilvl="6" w:tentative="1">
+      <w:start w:val="1"/>
+      <w:numFmt w:val="decimal"/>
+      <w:lvlText w:val="%7."/>
+      <w:lvlJc w:val="left"/>
+      <w:pPr>
+        <w:tabs>
+          <w:tab w:val="num" w:pos="5040"/>
+        </w:tabs>
+        <w:ind w:left="5040" w:hanging="360"/>
+      </w:pPr>
+    </w:lvl>
+    <w:lvl w:ilvl="7" w:tentative="1">
+      <w:start w:val="1"/>
+      <w:numFmt w:val="decimal"/>
+      <w:lvlText w:val="%8."/>
+      <w:lvlJc w:val="left"/>
+      <w:pPr>
+        <w:tabs>
+          <w:tab w:val="num" w:pos="5760"/>
+        </w:tabs>
+        <w:ind w:left="5760" w:hanging="360"/>
+      </w:pPr>
+    </w:lvl>
+    <w:lvl w:ilvl="8" w:tentative="1">
+      <w:start w:val="1"/>
+      <w:numFmt w:val="decimal"/>
+      <w:lvlText w:val="%9."/>
+      <w:lvlJc w:val="left"/>
+      <w:pPr>
+        <w:tabs>
+          <w:tab w:val="num" w:pos="6480"/>
+        </w:tabs>
+        <w:ind w:left="6480" w:hanging="360"/>
+      </w:pPr>
+    </w:lvl>
+  </w:abstractNum>
   <w:num w:numId="1" w16cid:durableId="1006051481">
+    <w:abstractNumId w:val="5"/>
+  </w:num>
+  <w:num w:numId="2" w16cid:durableId="2030329593">
+    <w:abstractNumId w:val="7"/>
+  </w:num>
+  <w:num w:numId="3" w16cid:durableId="1917157346">
+    <w:abstractNumId w:val="3"/>
+  </w:num>
+  <w:num w:numId="4" w16cid:durableId="444157103">
+    <w:abstractNumId w:val="4"/>
+  </w:num>
+  <w:num w:numId="5" w16cid:durableId="1260873382">
+    <w:abstractNumId w:val="1"/>
+  </w:num>
+  <w:num w:numId="6" w16cid:durableId="1521511401">
+    <w:abstractNumId w:val="2"/>
+  </w:num>
+  <w:num w:numId="7" w16cid:durableId="1410420434">
+    <w:abstractNumId w:val="6"/>
+  </w:num>
+  <w:num w:numId="8" w16cid:durableId="834146987">
     <w:abstractNumId w:val="0"/>
   </w:num>
 </w:numbering>
@@ -1227,6 +3036,25 @@
       <w:spacing w:after="0" w:line="240" w:lineRule="auto"/>
     </w:pPr>
   </w:style>
+  <w:style w:type="paragraph" w:styleId="NormalWeb">
+    <w:name w:val="Normal (Web)"/>
+    <w:basedOn w:val="Normal"/>
+    <w:uiPriority w:val="99"/>
+    <w:semiHidden/>
+    <w:unhideWhenUsed/>
+    <w:rsid w:val="003541F5"/>
+    <w:pPr>
+      <w:spacing w:before="100" w:beforeAutospacing="1" w:after="100" w:afterAutospacing="1" w:line="240" w:lineRule="auto"/>
+    </w:pPr>
+    <w:rPr>
+      <w:rFonts w:ascii="Times New Roman" w:eastAsia="Times New Roman" w:hAnsi="Times New Roman" w:cs="Times New Roman"/>
+      <w:kern w:val="0"/>
+      <w:sz w:val="24"/>
+      <w:szCs w:val="24"/>
+      <w:lang w:eastAsia="en-IN"/>
+      <w14:ligatures w14:val="none"/>
+    </w:rPr>
+  </w:style>
 </w:styles>
 </file>
 
